--- a/ARCHIVED/20260712_IJMR-Submission/multimedia_appendix_1.docx
+++ b/ARCHIVED/20260712_IJMR-Submission/multimedia_appendix_1.docx
@@ -23,7 +23,7 @@
         <w:pStyle w:val="Date"/>
       </w:pPr>
       <w:r>
-        <w:t xml:space="preserve">June 2026</w:t>
+        <w:t xml:space="preserve">July 2026</w:t>
       </w:r>
     </w:p>
     <w:bookmarkStart w:id="16" w:name="multimedia-appendix-1"/>

--- a/ARCHIVED/20260712_IJMR-Submission/multimedia_appendix_1.docx
+++ b/ARCHIVED/20260712_IJMR-Submission/multimedia_appendix_1.docx
@@ -159,7 +159,7 @@
         <w:pStyle w:val="FirstParagraph"/>
       </w:pPr>
       <w:r>
-        <w:t xml:space="preserve">Each Validated Query Triple is produced through a five-step cycle that captures tacit knowledge as a byproduct of routine analytics:</w:t>
+        <w:t xml:space="preserve">Each Validated Query Triple is produced through a five-step externalization cycle that captures tacit knowledge as a byproduct of routine analytics. These steps correspond to steps 1-5 of the six-step Validated Query Cycle shown in the main paper’s Figure 2; the sixth step, Persistence, is the cumulative outcome of repeated cycles:</w:t>
       </w:r>
     </w:p>
     <w:p>

--- a/ARCHIVED/20260712_IJMR-Submission/multimedia_appendix_1.docx
+++ b/ARCHIVED/20260712_IJMR-Submission/multimedia_appendix_1.docx
@@ -262,7 +262,7 @@
         <w:pStyle w:val="FirstParagraph"/>
       </w:pPr>
       <w:r>
-        <w:t xml:space="preserve">The worked examples below show the artifacts this process produces.</w:t>
+        <w:t xml:space="preserve">The worked examples below show the artifacts this process produces on a synthetic database.</w:t>
       </w:r>
     </w:p>
     <w:p>
@@ -640,7 +640,7 @@
         <w:t xml:space="preserve"> </w:t>
       </w:r>
       <w:r>
-        <w:t xml:space="preserve">Aligned with NCQA HEDIS measures for Comprehensive Diabetes Care (CDC), monitoring HbA1c testing compliance in older adult populations. Uses ICD-10 E11% for Type 2 Diabetes specifically (not E10% for Type 1) per organizational coding convention. Six-month window matches the HEDIS reporting period.</w:t>
+        <w:t xml:space="preserve">Aligned with NCQA HEDIS measures for Comprehensive Diabetes Care (CDC), monitoring HbA1c testing compliance in older adult populations. Uses ICD-10 E11% for Type 2 Diabetes specifically (not E10% for Type 1) per the synthetic organization’s coding convention. Six-month window matches the HEDIS reporting period.</w:t>
       </w:r>
     </w:p>
     <w:p>
@@ -1682,7 +1682,7 @@
         <w:t xml:space="preserve">‘HOSPICE’</w:t>
       </w:r>
       <w:r>
-        <w:t xml:space="preserve">). Creatinine unit normalization (mmol/L to mg/dL via /88.4) required because our lab system stores results in mixed units depending on the originating facility. Lab item IDs 50912 and 50913 are MIMIC-III creatinine codes; local implementations must map to their own lab dictionary.</w:t>
+        <w:t xml:space="preserve">). Creatinine unit normalization (mmol/L to mg/dL via /88.4) required because this synthetic lab system stores results in mixed units depending on the originating facility. Lab item IDs 50912 and 50913 are MIMIC-III creatinine codes; local implementations must map to their own lab dictionary.</w:t>
       </w:r>
     </w:p>
     <w:p>
